--- a/research-program/artifacts/dossiers/docx/trip-planner.docx
+++ b/research-program/artifacts/dossiers/docx/trip-planner.docx
@@ -1892,7 +1892,7 @@
           <w:i w:val="0"/>
           <w:sz w:val="20"/>
         </w:rPr>
-        <w:t>~/.trip-planner/trip_planner.db</w:t>
+        <w:t>[local-path]</w:t>
       </w:r>
       <w:r>
         <w:rPr>
@@ -4939,10 +4939,10 @@
         <w:rPr>
           <w:rFonts w:ascii="Arial" w:hAnsi="Arial"/>
           <w:b w:val="0"/>
-          <w:i w:val="0"/>
+          <w:i/>
           <w:sz w:val="22"/>
         </w:rPr>
-        <w:t>Verified 2026-09-04T17:38:05Z by composer: 36 claims checked, 7 corrected, 3 unverifiable</w:t>
+        <w:t>Evidence-checked against source repositories; verification metadata omitted from work bundle.</w:t>
       </w:r>
     </w:p>
     <w:sectPr>
